--- a/Rapport projet GL.docx
+++ b/Rapport projet GL.docx
@@ -187,6 +187,18 @@
           <w:lang w:val="fr-FR"/>
         </w:rPr>
         <w:tab/>
+      </w:r>
+      <w:r>
+        <w:rPr>
+          <w:rFonts w:ascii="Times New Roman" w:eastAsia="Times New Roman" w:hAnsi="Times New Roman" w:cs="Times New Roman"/>
+          <w:b/>
+          <w:bCs/>
+          <w:kern w:val="36"/>
+          <w:sz w:val="44"/>
+          <w:szCs w:val="48"/>
+          <w:lang w:val="fr-FR"/>
+        </w:rPr>
+        <w:t>22302020</w:t>
       </w:r>
       <w:bookmarkStart w:id="0" w:name="_GoBack"/>
       <w:bookmarkEnd w:id="0"/>
@@ -556,8 +568,19 @@
           <w:szCs w:val="24"/>
           <w:lang w:val="fr-FR"/>
         </w:rPr>
-        <w:t xml:space="preserve"> Génie Logiciel &amp; Programmation Orientée Objet Avançée</w:t>
-      </w:r>
+        <w:t xml:space="preserve"> Génie Logiciel &amp; Programmation Orientée Objet </w:t>
+      </w:r>
+      <w:proofErr w:type="spellStart"/>
+      <w:r>
+        <w:rPr>
+          <w:rFonts w:ascii="Times New Roman" w:eastAsia="Times New Roman" w:hAnsi="Times New Roman" w:cs="Times New Roman"/>
+          <w:sz w:val="24"/>
+          <w:szCs w:val="24"/>
+          <w:lang w:val="fr-FR"/>
+        </w:rPr>
+        <w:t>Avançée</w:t>
+      </w:r>
+      <w:proofErr w:type="spellEnd"/>
     </w:p>
     <w:p>
       <w:pPr>
@@ -660,6 +683,7 @@
         </w:rPr>
         <w:t>Les Producteurs Primaires (</w:t>
       </w:r>
+      <w:proofErr w:type="spellStart"/>
       <w:r>
         <w:rPr>
           <w:rFonts w:ascii="Courier New" w:eastAsia="Times New Roman" w:hAnsi="Courier New" w:cs="Courier New"/>
@@ -671,6 +695,7 @@
         </w:rPr>
         <w:t>AutotrophCell</w:t>
       </w:r>
+      <w:proofErr w:type="spellEnd"/>
       <w:r>
         <w:rPr>
           <w:rFonts w:ascii="Times New Roman" w:eastAsia="Times New Roman" w:hAnsi="Times New Roman" w:cs="Times New Roman"/>
@@ -717,6 +742,7 @@
         </w:rPr>
         <w:t>Les Consommateurs Primaires (</w:t>
       </w:r>
+      <w:proofErr w:type="spellStart"/>
       <w:r>
         <w:rPr>
           <w:rFonts w:ascii="Courier New" w:eastAsia="Times New Roman" w:hAnsi="Courier New" w:cs="Courier New"/>
@@ -728,6 +754,7 @@
         </w:rPr>
         <w:t>HerbivoreCell</w:t>
       </w:r>
+      <w:proofErr w:type="spellEnd"/>
       <w:r>
         <w:rPr>
           <w:rFonts w:ascii="Times New Roman" w:eastAsia="Times New Roman" w:hAnsi="Times New Roman" w:cs="Times New Roman"/>
@@ -774,6 +801,7 @@
         </w:rPr>
         <w:t>Les Prédateurs (</w:t>
       </w:r>
+      <w:proofErr w:type="spellStart"/>
       <w:r>
         <w:rPr>
           <w:rFonts w:ascii="Courier New" w:eastAsia="Times New Roman" w:hAnsi="Courier New" w:cs="Courier New"/>
@@ -785,6 +813,7 @@
         </w:rPr>
         <w:t>CarnivoreCell</w:t>
       </w:r>
+      <w:proofErr w:type="spellEnd"/>
       <w:r>
         <w:rPr>
           <w:rFonts w:ascii="Times New Roman" w:eastAsia="Times New Roman" w:hAnsi="Times New Roman" w:cs="Times New Roman"/>
@@ -972,6 +1001,7 @@
         </w:rPr>
         <w:t xml:space="preserve"> Il encapsule l'état complet de la simulation (grille, règles biologiques, cycle de vie). Le modèle est mathématiquement et logiquement autonome : il peut s'exécuter de manière transparente sans aucune interface graphique (validation effectuée via le </w:t>
       </w:r>
+      <w:proofErr w:type="spellStart"/>
       <w:r>
         <w:rPr>
           <w:rFonts w:ascii="Courier New" w:eastAsia="Times New Roman" w:hAnsi="Courier New" w:cs="Courier New"/>
@@ -981,6 +1011,7 @@
         </w:rPr>
         <w:t>SimulationEngine</w:t>
       </w:r>
+      <w:proofErr w:type="spellEnd"/>
       <w:r>
         <w:rPr>
           <w:rFonts w:ascii="Times New Roman" w:eastAsia="Times New Roman" w:hAnsi="Times New Roman" w:cs="Times New Roman"/>
@@ -1016,6 +1047,7 @@
         </w:rPr>
         <w:t>La Vue et le Contrôleur (</w:t>
       </w:r>
+      <w:proofErr w:type="spellStart"/>
       <w:r>
         <w:rPr>
           <w:rFonts w:ascii="Courier New" w:eastAsia="Times New Roman" w:hAnsi="Courier New" w:cs="Courier New"/>
@@ -1027,6 +1059,7 @@
         </w:rPr>
         <w:t>SimulationApp</w:t>
       </w:r>
+      <w:proofErr w:type="spellEnd"/>
       <w:r>
         <w:rPr>
           <w:rFonts w:ascii="Times New Roman" w:eastAsia="Times New Roman" w:hAnsi="Times New Roman" w:cs="Times New Roman"/>
@@ -1047,6 +1080,7 @@
         </w:rPr>
         <w:t xml:space="preserve"> Développée avec </w:t>
       </w:r>
+      <w:proofErr w:type="spellStart"/>
       <w:r>
         <w:rPr>
           <w:rFonts w:ascii="Times New Roman" w:eastAsia="Times New Roman" w:hAnsi="Times New Roman" w:cs="Times New Roman"/>
@@ -1058,6 +1092,7 @@
         </w:rPr>
         <w:t>JavaFX</w:t>
       </w:r>
+      <w:proofErr w:type="spellEnd"/>
       <w:r>
         <w:rPr>
           <w:rFonts w:ascii="Times New Roman" w:eastAsia="Times New Roman" w:hAnsi="Times New Roman" w:cs="Times New Roman"/>
@@ -1133,6 +1168,7 @@
         </w:rPr>
         <w:t xml:space="preserve">Le modèle biologique repose sur une hiérarchie de classes hautement polymorphe. Pour accorder des comportements transversaux sans polluer la classe abstraite mère </w:t>
       </w:r>
+      <w:proofErr w:type="spellStart"/>
       <w:r>
         <w:rPr>
           <w:rFonts w:ascii="Courier New" w:eastAsia="Times New Roman" w:hAnsi="Courier New" w:cs="Courier New"/>
@@ -1142,6 +1178,7 @@
         </w:rPr>
         <w:t>Cell</w:t>
       </w:r>
+      <w:proofErr w:type="spellEnd"/>
       <w:r>
         <w:rPr>
           <w:rFonts w:ascii="Times New Roman" w:eastAsia="Times New Roman" w:hAnsi="Times New Roman" w:cs="Times New Roman"/>
@@ -1197,6 +1234,7 @@
         </w:rPr>
         <w:t xml:space="preserve">L'interface </w:t>
       </w:r>
+      <w:proofErr w:type="spellStart"/>
       <w:r>
         <w:rPr>
           <w:rFonts w:ascii="Courier New" w:eastAsia="Times New Roman" w:hAnsi="Courier New" w:cs="Courier New"/>
@@ -1208,6 +1246,7 @@
         </w:rPr>
         <w:t>Movable</w:t>
       </w:r>
+      <w:proofErr w:type="spellEnd"/>
       <w:r>
         <w:rPr>
           <w:rFonts w:ascii="Times New Roman" w:eastAsia="Times New Roman" w:hAnsi="Times New Roman" w:cs="Times New Roman"/>
@@ -1228,6 +1267,8 @@
         </w:rPr>
         <w:t xml:space="preserve"> Impose la méthode </w:t>
       </w:r>
+      <w:proofErr w:type="spellStart"/>
+      <w:proofErr w:type="gramStart"/>
       <w:r>
         <w:rPr>
           <w:rFonts w:ascii="Courier New" w:eastAsia="Times New Roman" w:hAnsi="Courier New" w:cs="Courier New"/>
@@ -1235,17 +1276,9 @@
           <w:szCs w:val="20"/>
           <w:lang w:val="fr-FR"/>
         </w:rPr>
-        <w:t>moveWithStrategy(Grid currentGrid)</w:t>
-      </w:r>
-      <w:r>
-        <w:rPr>
-          <w:rFonts w:ascii="Times New Roman" w:eastAsia="Times New Roman" w:hAnsi="Times New Roman" w:cs="Times New Roman"/>
-          <w:sz w:val="24"/>
-          <w:szCs w:val="24"/>
-          <w:lang w:val="fr-FR"/>
-        </w:rPr>
-        <w:t>. Elle est implémentée uniquement par les cellules animales (</w:t>
-      </w:r>
+        <w:t>moveWithStrategy</w:t>
+      </w:r>
+      <w:proofErr w:type="spellEnd"/>
       <w:r>
         <w:rPr>
           <w:rFonts w:ascii="Courier New" w:eastAsia="Times New Roman" w:hAnsi="Courier New" w:cs="Courier New"/>
@@ -1253,17 +1286,10 @@
           <w:szCs w:val="20"/>
           <w:lang w:val="fr-FR"/>
         </w:rPr>
-        <w:t>HerbivoreCell</w:t>
-      </w:r>
-      <w:r>
-        <w:rPr>
-          <w:rFonts w:ascii="Times New Roman" w:eastAsia="Times New Roman" w:hAnsi="Times New Roman" w:cs="Times New Roman"/>
-          <w:sz w:val="24"/>
-          <w:szCs w:val="24"/>
-          <w:lang w:val="fr-FR"/>
-        </w:rPr>
-        <w:t xml:space="preserve"> et </w:t>
-      </w:r>
+        <w:t>(</w:t>
+      </w:r>
+      <w:proofErr w:type="spellStart"/>
+      <w:proofErr w:type="gramEnd"/>
       <w:r>
         <w:rPr>
           <w:rFonts w:ascii="Courier New" w:eastAsia="Times New Roman" w:hAnsi="Courier New" w:cs="Courier New"/>
@@ -1271,8 +1297,78 @@
           <w:szCs w:val="20"/>
           <w:lang w:val="fr-FR"/>
         </w:rPr>
+        <w:t>Grid</w:t>
+      </w:r>
+      <w:proofErr w:type="spellEnd"/>
+      <w:r>
+        <w:rPr>
+          <w:rFonts w:ascii="Courier New" w:eastAsia="Times New Roman" w:hAnsi="Courier New" w:cs="Courier New"/>
+          <w:sz w:val="20"/>
+          <w:szCs w:val="20"/>
+          <w:lang w:val="fr-FR"/>
+        </w:rPr>
+        <w:t xml:space="preserve"> </w:t>
+      </w:r>
+      <w:proofErr w:type="spellStart"/>
+      <w:r>
+        <w:rPr>
+          <w:rFonts w:ascii="Courier New" w:eastAsia="Times New Roman" w:hAnsi="Courier New" w:cs="Courier New"/>
+          <w:sz w:val="20"/>
+          <w:szCs w:val="20"/>
+          <w:lang w:val="fr-FR"/>
+        </w:rPr>
+        <w:t>currentGrid</w:t>
+      </w:r>
+      <w:proofErr w:type="spellEnd"/>
+      <w:r>
+        <w:rPr>
+          <w:rFonts w:ascii="Courier New" w:eastAsia="Times New Roman" w:hAnsi="Courier New" w:cs="Courier New"/>
+          <w:sz w:val="20"/>
+          <w:szCs w:val="20"/>
+          <w:lang w:val="fr-FR"/>
+        </w:rPr>
+        <w:t>)</w:t>
+      </w:r>
+      <w:r>
+        <w:rPr>
+          <w:rFonts w:ascii="Times New Roman" w:eastAsia="Times New Roman" w:hAnsi="Times New Roman" w:cs="Times New Roman"/>
+          <w:sz w:val="24"/>
+          <w:szCs w:val="24"/>
+          <w:lang w:val="fr-FR"/>
+        </w:rPr>
+        <w:t>. Elle est implémentée uniquement par les cellules animales (</w:t>
+      </w:r>
+      <w:proofErr w:type="spellStart"/>
+      <w:r>
+        <w:rPr>
+          <w:rFonts w:ascii="Courier New" w:eastAsia="Times New Roman" w:hAnsi="Courier New" w:cs="Courier New"/>
+          <w:sz w:val="20"/>
+          <w:szCs w:val="20"/>
+          <w:lang w:val="fr-FR"/>
+        </w:rPr>
+        <w:t>HerbivoreCell</w:t>
+      </w:r>
+      <w:proofErr w:type="spellEnd"/>
+      <w:r>
+        <w:rPr>
+          <w:rFonts w:ascii="Times New Roman" w:eastAsia="Times New Roman" w:hAnsi="Times New Roman" w:cs="Times New Roman"/>
+          <w:sz w:val="24"/>
+          <w:szCs w:val="24"/>
+          <w:lang w:val="fr-FR"/>
+        </w:rPr>
+        <w:t xml:space="preserve"> et </w:t>
+      </w:r>
+      <w:proofErr w:type="spellStart"/>
+      <w:r>
+        <w:rPr>
+          <w:rFonts w:ascii="Courier New" w:eastAsia="Times New Roman" w:hAnsi="Courier New" w:cs="Courier New"/>
+          <w:sz w:val="20"/>
+          <w:szCs w:val="20"/>
+          <w:lang w:val="fr-FR"/>
+        </w:rPr>
         <w:t>CarnivoreCell</w:t>
       </w:r>
+      <w:proofErr w:type="spellEnd"/>
       <w:r>
         <w:rPr>
           <w:rFonts w:ascii="Times New Roman" w:eastAsia="Times New Roman" w:hAnsi="Times New Roman" w:cs="Times New Roman"/>
@@ -1339,6 +1435,8 @@
         </w:rPr>
         <w:t xml:space="preserve"> Impose la méthode </w:t>
       </w:r>
+      <w:proofErr w:type="spellStart"/>
+      <w:proofErr w:type="gramStart"/>
       <w:r>
         <w:rPr>
           <w:rFonts w:ascii="Courier New" w:eastAsia="Times New Roman" w:hAnsi="Courier New" w:cs="Courier New"/>
@@ -1346,17 +1444,9 @@
           <w:szCs w:val="20"/>
           <w:lang w:val="fr-FR"/>
         </w:rPr>
-        <w:t>getNutritionalValue()</w:t>
-      </w:r>
-      <w:r>
-        <w:rPr>
-          <w:rFonts w:ascii="Times New Roman" w:eastAsia="Times New Roman" w:hAnsi="Times New Roman" w:cs="Times New Roman"/>
-          <w:sz w:val="24"/>
-          <w:szCs w:val="24"/>
-          <w:lang w:val="fr-FR"/>
-        </w:rPr>
-        <w:t xml:space="preserve">. Elle permet de traiter de manière générique toute entité pouvant servir de source d'énergie. </w:t>
-      </w:r>
+        <w:t>getNutritionalValue</w:t>
+      </w:r>
+      <w:proofErr w:type="spellEnd"/>
       <w:r>
         <w:rPr>
           <w:rFonts w:ascii="Courier New" w:eastAsia="Times New Roman" w:hAnsi="Courier New" w:cs="Courier New"/>
@@ -1364,17 +1454,9 @@
           <w:szCs w:val="20"/>
           <w:lang w:val="fr-FR"/>
         </w:rPr>
-        <w:t>AutotrophCell</w:t>
-      </w:r>
-      <w:r>
-        <w:rPr>
-          <w:rFonts w:ascii="Times New Roman" w:eastAsia="Times New Roman" w:hAnsi="Times New Roman" w:cs="Times New Roman"/>
-          <w:sz w:val="24"/>
-          <w:szCs w:val="24"/>
-          <w:lang w:val="fr-FR"/>
-        </w:rPr>
-        <w:t xml:space="preserve"> implémente cette interface (consommée par les herbivores), tout comme </w:t>
-      </w:r>
+        <w:t>(</w:t>
+      </w:r>
+      <w:proofErr w:type="gramEnd"/>
       <w:r>
         <w:rPr>
           <w:rFonts w:ascii="Courier New" w:eastAsia="Times New Roman" w:hAnsi="Courier New" w:cs="Courier New"/>
@@ -1382,129 +1464,18 @@
           <w:szCs w:val="20"/>
           <w:lang w:val="fr-FR"/>
         </w:rPr>
-        <w:t>HerbivoreCell</w:t>
-      </w:r>
-      <w:r>
-        <w:rPr>
-          <w:rFonts w:ascii="Times New Roman" w:eastAsia="Times New Roman" w:hAnsi="Times New Roman" w:cs="Times New Roman"/>
-          <w:sz w:val="24"/>
-          <w:szCs w:val="24"/>
-          <w:lang w:val="fr-FR"/>
-        </w:rPr>
-        <w:t xml:space="preserve"> (consommée par les carnivores).</w:t>
-      </w:r>
-    </w:p>
-    <w:p>
-      <w:pPr>
-        <w:spacing w:before="100" w:beforeAutospacing="1" w:after="100" w:afterAutospacing="1" w:line="240" w:lineRule="auto"/>
-        <w:rPr>
-          <w:rFonts w:ascii="Times New Roman" w:eastAsia="Times New Roman" w:hAnsi="Times New Roman" w:cs="Times New Roman"/>
-          <w:sz w:val="24"/>
-          <w:szCs w:val="24"/>
-          <w:lang w:val="fr-FR"/>
-        </w:rPr>
-      </w:pPr>
-      <w:r>
-        <w:rPr>
-          <w:rFonts w:ascii="Times New Roman" w:eastAsia="Times New Roman" w:hAnsi="Times New Roman" w:cs="Times New Roman"/>
-          <w:sz w:val="24"/>
-          <w:szCs w:val="24"/>
-          <w:lang w:val="fr-FR"/>
-        </w:rPr>
-        <w:t>Ce choix architectural offre une extensibilité maximale : l'introduction d'une nouvelle espèce végétale ou d'un détritivore se ferait par simple implémentation de ces contrats, sans modifier une seule ligne du code de gestion des combats ou des déplacements existants.</w:t>
-      </w:r>
-    </w:p>
-    <w:p>
-      <w:pPr>
-        <w:spacing w:before="100" w:beforeAutospacing="1" w:after="100" w:afterAutospacing="1" w:line="240" w:lineRule="auto"/>
-        <w:outlineLvl w:val="1"/>
-        <w:rPr>
-          <w:rFonts w:ascii="Times New Roman" w:eastAsia="Times New Roman" w:hAnsi="Times New Roman" w:cs="Times New Roman"/>
-          <w:b/>
-          <w:bCs/>
-          <w:sz w:val="36"/>
-          <w:szCs w:val="36"/>
-          <w:lang w:val="fr-FR"/>
-        </w:rPr>
-      </w:pPr>
-      <w:r>
-        <w:rPr>
-          <w:rFonts w:ascii="Times New Roman" w:eastAsia="Times New Roman" w:hAnsi="Times New Roman" w:cs="Times New Roman"/>
-          <w:b/>
-          <w:bCs/>
-          <w:sz w:val="36"/>
-          <w:szCs w:val="36"/>
-          <w:lang w:val="fr-FR"/>
-        </w:rPr>
-        <w:t>3. CONCEPTION TECHNIQUE ET ALGORITHMES COMPACTS</w:t>
-      </w:r>
-    </w:p>
-    <w:p>
-      <w:pPr>
-        <w:spacing w:before="100" w:beforeAutospacing="1" w:after="100" w:afterAutospacing="1" w:line="240" w:lineRule="auto"/>
-        <w:outlineLvl w:val="2"/>
-        <w:rPr>
-          <w:rFonts w:ascii="Times New Roman" w:eastAsia="Times New Roman" w:hAnsi="Times New Roman" w:cs="Times New Roman"/>
-          <w:b/>
-          <w:bCs/>
-          <w:sz w:val="27"/>
-          <w:szCs w:val="27"/>
-          <w:lang w:val="fr-FR"/>
-        </w:rPr>
-      </w:pPr>
-      <w:r>
-        <w:rPr>
-          <w:rFonts w:ascii="Times New Roman" w:eastAsia="Times New Roman" w:hAnsi="Times New Roman" w:cs="Times New Roman"/>
-          <w:b/>
-          <w:bCs/>
-          <w:sz w:val="27"/>
-          <w:szCs w:val="27"/>
-          <w:lang w:val="fr-FR"/>
-        </w:rPr>
-        <w:t>A. Optimisation de la Structure Spatiale (</w:t>
-      </w:r>
-      <w:r>
-        <w:rPr>
-          <w:rFonts w:ascii="Courier New" w:eastAsia="Times New Roman" w:hAnsi="Courier New" w:cs="Courier New"/>
-          <w:b/>
-          <w:bCs/>
-          <w:sz w:val="20"/>
-          <w:szCs w:val="20"/>
-          <w:lang w:val="fr-FR"/>
-        </w:rPr>
-        <w:t>Grid.java</w:t>
-      </w:r>
-      <w:r>
-        <w:rPr>
-          <w:rFonts w:ascii="Times New Roman" w:eastAsia="Times New Roman" w:hAnsi="Times New Roman" w:cs="Times New Roman"/>
-          <w:b/>
-          <w:bCs/>
-          <w:sz w:val="27"/>
-          <w:szCs w:val="27"/>
-          <w:lang w:val="fr-FR"/>
-        </w:rPr>
         <w:t>)</w:t>
       </w:r>
-    </w:p>
-    <w:p>
-      <w:pPr>
-        <w:spacing w:before="100" w:beforeAutospacing="1" w:after="100" w:afterAutospacing="1" w:line="240" w:lineRule="auto"/>
-        <w:rPr>
-          <w:rFonts w:ascii="Times New Roman" w:eastAsia="Times New Roman" w:hAnsi="Times New Roman" w:cs="Times New Roman"/>
-          <w:sz w:val="24"/>
-          <w:szCs w:val="24"/>
-          <w:lang w:val="fr-FR"/>
-        </w:rPr>
-      </w:pPr>
-      <w:r>
-        <w:rPr>
-          <w:rFonts w:ascii="Times New Roman" w:eastAsia="Times New Roman" w:hAnsi="Times New Roman" w:cs="Times New Roman"/>
-          <w:sz w:val="24"/>
-          <w:szCs w:val="24"/>
-          <w:lang w:val="fr-FR"/>
-        </w:rPr>
-        <w:t>Plutôt que d'utiliser un tableau bidimensionnel classique (</w:t>
-      </w:r>
+      <w:r>
+        <w:rPr>
+          <w:rFonts w:ascii="Times New Roman" w:eastAsia="Times New Roman" w:hAnsi="Times New Roman" w:cs="Times New Roman"/>
+          <w:sz w:val="24"/>
+          <w:szCs w:val="24"/>
+          <w:lang w:val="fr-FR"/>
+        </w:rPr>
+        <w:t xml:space="preserve">. Elle permet de traiter de manière générique toute entité pouvant servir de source d'énergie. </w:t>
+      </w:r>
+      <w:proofErr w:type="spellStart"/>
       <w:r>
         <w:rPr>
           <w:rFonts w:ascii="Courier New" w:eastAsia="Times New Roman" w:hAnsi="Courier New" w:cs="Courier New"/>
@@ -1512,17 +1483,19 @@
           <w:szCs w:val="20"/>
           <w:lang w:val="fr-FR"/>
         </w:rPr>
-        <w:t>Cell[][]</w:t>
-      </w:r>
-      <w:r>
-        <w:rPr>
-          <w:rFonts w:ascii="Times New Roman" w:eastAsia="Times New Roman" w:hAnsi="Times New Roman" w:cs="Times New Roman"/>
-          <w:sz w:val="24"/>
-          <w:szCs w:val="24"/>
-          <w:lang w:val="fr-FR"/>
-        </w:rPr>
-        <w:t xml:space="preserve">) qui induit une fragmentation mémoire et une surcharge d'objets, la classe </w:t>
-      </w:r>
+        <w:t>AutotrophCell</w:t>
+      </w:r>
+      <w:proofErr w:type="spellEnd"/>
+      <w:r>
+        <w:rPr>
+          <w:rFonts w:ascii="Times New Roman" w:eastAsia="Times New Roman" w:hAnsi="Times New Roman" w:cs="Times New Roman"/>
+          <w:sz w:val="24"/>
+          <w:szCs w:val="24"/>
+          <w:lang w:val="fr-FR"/>
+        </w:rPr>
+        <w:t xml:space="preserve"> implémente cette interface (consommée par les herbivores), tout comme </w:t>
+      </w:r>
+      <w:proofErr w:type="spellStart"/>
       <w:r>
         <w:rPr>
           <w:rFonts w:ascii="Courier New" w:eastAsia="Times New Roman" w:hAnsi="Courier New" w:cs="Courier New"/>
@@ -1530,37 +1503,132 @@
           <w:szCs w:val="20"/>
           <w:lang w:val="fr-FR"/>
         </w:rPr>
-        <w:t>Grid</w:t>
-      </w:r>
-      <w:r>
-        <w:rPr>
-          <w:rFonts w:ascii="Times New Roman" w:eastAsia="Times New Roman" w:hAnsi="Times New Roman" w:cs="Times New Roman"/>
-          <w:sz w:val="24"/>
-          <w:szCs w:val="24"/>
-          <w:lang w:val="fr-FR"/>
-        </w:rPr>
-        <w:t xml:space="preserve"> repose sur un </w:t>
-      </w:r>
-      <w:r>
-        <w:rPr>
-          <w:rFonts w:ascii="Times New Roman" w:eastAsia="Times New Roman" w:hAnsi="Times New Roman" w:cs="Times New Roman"/>
-          <w:b/>
-          <w:bCs/>
-          <w:sz w:val="24"/>
-          <w:szCs w:val="24"/>
-          <w:lang w:val="fr-FR"/>
-        </w:rPr>
-        <w:t>tableau unidimensionnel aplati</w:t>
-      </w:r>
-      <w:r>
-        <w:rPr>
-          <w:rFonts w:ascii="Times New Roman" w:eastAsia="Times New Roman" w:hAnsi="Times New Roman" w:cs="Times New Roman"/>
-          <w:sz w:val="24"/>
-          <w:szCs w:val="24"/>
-          <w:lang w:val="fr-FR"/>
-        </w:rPr>
-        <w:t xml:space="preserve"> (</w:t>
-      </w:r>
+        <w:t>HerbivoreCell</w:t>
+      </w:r>
+      <w:proofErr w:type="spellEnd"/>
+      <w:r>
+        <w:rPr>
+          <w:rFonts w:ascii="Times New Roman" w:eastAsia="Times New Roman" w:hAnsi="Times New Roman" w:cs="Times New Roman"/>
+          <w:sz w:val="24"/>
+          <w:szCs w:val="24"/>
+          <w:lang w:val="fr-FR"/>
+        </w:rPr>
+        <w:t xml:space="preserve"> (consommée par les carnivores).</w:t>
+      </w:r>
+    </w:p>
+    <w:p>
+      <w:pPr>
+        <w:spacing w:before="100" w:beforeAutospacing="1" w:after="100" w:afterAutospacing="1" w:line="240" w:lineRule="auto"/>
+        <w:rPr>
+          <w:rFonts w:ascii="Times New Roman" w:eastAsia="Times New Roman" w:hAnsi="Times New Roman" w:cs="Times New Roman"/>
+          <w:sz w:val="24"/>
+          <w:szCs w:val="24"/>
+          <w:lang w:val="fr-FR"/>
+        </w:rPr>
+      </w:pPr>
+      <w:r>
+        <w:rPr>
+          <w:rFonts w:ascii="Times New Roman" w:eastAsia="Times New Roman" w:hAnsi="Times New Roman" w:cs="Times New Roman"/>
+          <w:sz w:val="24"/>
+          <w:szCs w:val="24"/>
+          <w:lang w:val="fr-FR"/>
+        </w:rPr>
+        <w:t>Ce choix architectural offre une extensibilité maximale : l'introduction d'une nouvelle espèce végétale ou d'un détritivore se ferait par simple implémentation de ces contrats, sans modifier une seule ligne du code de gestion des combats ou des déplacements existants.</w:t>
+      </w:r>
+    </w:p>
+    <w:p>
+      <w:pPr>
+        <w:spacing w:before="100" w:beforeAutospacing="1" w:after="100" w:afterAutospacing="1" w:line="240" w:lineRule="auto"/>
+        <w:outlineLvl w:val="1"/>
+        <w:rPr>
+          <w:rFonts w:ascii="Times New Roman" w:eastAsia="Times New Roman" w:hAnsi="Times New Roman" w:cs="Times New Roman"/>
+          <w:b/>
+          <w:bCs/>
+          <w:sz w:val="36"/>
+          <w:szCs w:val="36"/>
+          <w:lang w:val="fr-FR"/>
+        </w:rPr>
+      </w:pPr>
+      <w:r>
+        <w:rPr>
+          <w:rFonts w:ascii="Times New Roman" w:eastAsia="Times New Roman" w:hAnsi="Times New Roman" w:cs="Times New Roman"/>
+          <w:b/>
+          <w:bCs/>
+          <w:sz w:val="36"/>
+          <w:szCs w:val="36"/>
+          <w:lang w:val="fr-FR"/>
+        </w:rPr>
+        <w:t>3. CONCEPTION TECHNIQUE ET ALGORITHMES COMPACTS</w:t>
+      </w:r>
+    </w:p>
+    <w:p>
+      <w:pPr>
+        <w:spacing w:before="100" w:beforeAutospacing="1" w:after="100" w:afterAutospacing="1" w:line="240" w:lineRule="auto"/>
+        <w:outlineLvl w:val="2"/>
+        <w:rPr>
+          <w:rFonts w:ascii="Times New Roman" w:eastAsia="Times New Roman" w:hAnsi="Times New Roman" w:cs="Times New Roman"/>
+          <w:b/>
+          <w:bCs/>
+          <w:sz w:val="27"/>
+          <w:szCs w:val="27"/>
+          <w:lang w:val="fr-FR"/>
+        </w:rPr>
+      </w:pPr>
+      <w:r>
+        <w:rPr>
+          <w:rFonts w:ascii="Times New Roman" w:eastAsia="Times New Roman" w:hAnsi="Times New Roman" w:cs="Times New Roman"/>
+          <w:b/>
+          <w:bCs/>
+          <w:sz w:val="27"/>
+          <w:szCs w:val="27"/>
+          <w:lang w:val="fr-FR"/>
+        </w:rPr>
+        <w:t>A. Optimisation de la Structure Spatiale (</w:t>
+      </w:r>
+      <w:r>
+        <w:rPr>
+          <w:rFonts w:ascii="Courier New" w:eastAsia="Times New Roman" w:hAnsi="Courier New" w:cs="Courier New"/>
+          <w:b/>
+          <w:bCs/>
+          <w:sz w:val="20"/>
+          <w:szCs w:val="20"/>
+          <w:lang w:val="fr-FR"/>
+        </w:rPr>
+        <w:t>Grid.java</w:t>
+      </w:r>
+      <w:r>
+        <w:rPr>
+          <w:rFonts w:ascii="Times New Roman" w:eastAsia="Times New Roman" w:hAnsi="Times New Roman" w:cs="Times New Roman"/>
+          <w:b/>
+          <w:bCs/>
+          <w:sz w:val="27"/>
+          <w:szCs w:val="27"/>
+          <w:lang w:val="fr-FR"/>
+        </w:rPr>
+        <w:t>)</w:t>
+      </w:r>
+    </w:p>
+    <w:p>
+      <w:pPr>
+        <w:spacing w:before="100" w:beforeAutospacing="1" w:after="100" w:afterAutospacing="1" w:line="240" w:lineRule="auto"/>
+        <w:rPr>
+          <w:rFonts w:ascii="Times New Roman" w:eastAsia="Times New Roman" w:hAnsi="Times New Roman" w:cs="Times New Roman"/>
+          <w:sz w:val="24"/>
+          <w:szCs w:val="24"/>
+          <w:lang w:val="fr-FR"/>
+        </w:rPr>
+      </w:pPr>
+      <w:r>
+        <w:rPr>
+          <w:rFonts w:ascii="Times New Roman" w:eastAsia="Times New Roman" w:hAnsi="Times New Roman" w:cs="Times New Roman"/>
+          <w:sz w:val="24"/>
+          <w:szCs w:val="24"/>
+          <w:lang w:val="fr-FR"/>
+        </w:rPr>
+        <w:t>Plutôt que d'utiliser un tableau bidimensionnel classique (</w:t>
+      </w:r>
+      <w:proofErr w:type="spellStart"/>
+      <w:proofErr w:type="gramStart"/>
       <w:r>
         <w:rPr>
           <w:rFonts w:ascii="Courier New" w:eastAsia="Times New Roman" w:hAnsi="Courier New" w:cs="Courier New"/>
@@ -1568,8 +1636,108 @@
           <w:szCs w:val="20"/>
           <w:lang w:val="fr-FR"/>
         </w:rPr>
-        <w:t>Cell[] cells</w:t>
-      </w:r>
+        <w:t>Cell</w:t>
+      </w:r>
+      <w:proofErr w:type="spellEnd"/>
+      <w:r>
+        <w:rPr>
+          <w:rFonts w:ascii="Courier New" w:eastAsia="Times New Roman" w:hAnsi="Courier New" w:cs="Courier New"/>
+          <w:sz w:val="20"/>
+          <w:szCs w:val="20"/>
+          <w:lang w:val="fr-FR"/>
+        </w:rPr>
+        <w:t>[</w:t>
+      </w:r>
+      <w:proofErr w:type="gramEnd"/>
+      <w:r>
+        <w:rPr>
+          <w:rFonts w:ascii="Courier New" w:eastAsia="Times New Roman" w:hAnsi="Courier New" w:cs="Courier New"/>
+          <w:sz w:val="20"/>
+          <w:szCs w:val="20"/>
+          <w:lang w:val="fr-FR"/>
+        </w:rPr>
+        <w:t>][]</w:t>
+      </w:r>
+      <w:r>
+        <w:rPr>
+          <w:rFonts w:ascii="Times New Roman" w:eastAsia="Times New Roman" w:hAnsi="Times New Roman" w:cs="Times New Roman"/>
+          <w:sz w:val="24"/>
+          <w:szCs w:val="24"/>
+          <w:lang w:val="fr-FR"/>
+        </w:rPr>
+        <w:t xml:space="preserve">) qui induit une fragmentation mémoire et une surcharge d'objets, la classe </w:t>
+      </w:r>
+      <w:proofErr w:type="spellStart"/>
+      <w:r>
+        <w:rPr>
+          <w:rFonts w:ascii="Courier New" w:eastAsia="Times New Roman" w:hAnsi="Courier New" w:cs="Courier New"/>
+          <w:sz w:val="20"/>
+          <w:szCs w:val="20"/>
+          <w:lang w:val="fr-FR"/>
+        </w:rPr>
+        <w:t>Grid</w:t>
+      </w:r>
+      <w:proofErr w:type="spellEnd"/>
+      <w:r>
+        <w:rPr>
+          <w:rFonts w:ascii="Times New Roman" w:eastAsia="Times New Roman" w:hAnsi="Times New Roman" w:cs="Times New Roman"/>
+          <w:sz w:val="24"/>
+          <w:szCs w:val="24"/>
+          <w:lang w:val="fr-FR"/>
+        </w:rPr>
+        <w:t xml:space="preserve"> repose sur un </w:t>
+      </w:r>
+      <w:r>
+        <w:rPr>
+          <w:rFonts w:ascii="Times New Roman" w:eastAsia="Times New Roman" w:hAnsi="Times New Roman" w:cs="Times New Roman"/>
+          <w:b/>
+          <w:bCs/>
+          <w:sz w:val="24"/>
+          <w:szCs w:val="24"/>
+          <w:lang w:val="fr-FR"/>
+        </w:rPr>
+        <w:t>tableau unidimensionnel aplati</w:t>
+      </w:r>
+      <w:r>
+        <w:rPr>
+          <w:rFonts w:ascii="Times New Roman" w:eastAsia="Times New Roman" w:hAnsi="Times New Roman" w:cs="Times New Roman"/>
+          <w:sz w:val="24"/>
+          <w:szCs w:val="24"/>
+          <w:lang w:val="fr-FR"/>
+        </w:rPr>
+        <w:t xml:space="preserve"> (</w:t>
+      </w:r>
+      <w:proofErr w:type="spellStart"/>
+      <w:r>
+        <w:rPr>
+          <w:rFonts w:ascii="Courier New" w:eastAsia="Times New Roman" w:hAnsi="Courier New" w:cs="Courier New"/>
+          <w:sz w:val="20"/>
+          <w:szCs w:val="20"/>
+          <w:lang w:val="fr-FR"/>
+        </w:rPr>
+        <w:t>Cell</w:t>
+      </w:r>
+      <w:proofErr w:type="spellEnd"/>
+      <w:r>
+        <w:rPr>
+          <w:rFonts w:ascii="Courier New" w:eastAsia="Times New Roman" w:hAnsi="Courier New" w:cs="Courier New"/>
+          <w:sz w:val="20"/>
+          <w:szCs w:val="20"/>
+          <w:lang w:val="fr-FR"/>
+        </w:rPr>
+        <w:t xml:space="preserve">[] </w:t>
+      </w:r>
+      <w:proofErr w:type="spellStart"/>
+      <w:r>
+        <w:rPr>
+          <w:rFonts w:ascii="Courier New" w:eastAsia="Times New Roman" w:hAnsi="Courier New" w:cs="Courier New"/>
+          <w:sz w:val="20"/>
+          <w:szCs w:val="20"/>
+          <w:lang w:val="fr-FR"/>
+        </w:rPr>
+        <w:t>cells</w:t>
+      </w:r>
+      <w:proofErr w:type="spellEnd"/>
       <w:r>
         <w:rPr>
           <w:rFonts w:ascii="Times New Roman" w:eastAsia="Times New Roman" w:hAnsi="Times New Roman" w:cs="Times New Roman"/>
@@ -1606,7 +1774,27 @@
           <w:szCs w:val="24"/>
           <w:lang w:val="fr-FR"/>
         </w:rPr>
-        <w:t>La correspondance bidimensionnelle est calculée via une fonction d'indexation inline performante :</w:t>
+        <w:t xml:space="preserve">La correspondance bidimensionnelle est calculée via une fonction d'indexation </w:t>
+      </w:r>
+      <w:proofErr w:type="spellStart"/>
+      <w:r>
+        <w:rPr>
+          <w:rFonts w:ascii="Times New Roman" w:eastAsia="Times New Roman" w:hAnsi="Times New Roman" w:cs="Times New Roman"/>
+          <w:sz w:val="24"/>
+          <w:szCs w:val="24"/>
+          <w:lang w:val="fr-FR"/>
+        </w:rPr>
+        <w:t>inline</w:t>
+      </w:r>
+      <w:proofErr w:type="spellEnd"/>
+      <w:r>
+        <w:rPr>
+          <w:rFonts w:ascii="Times New Roman" w:eastAsia="Times New Roman" w:hAnsi="Times New Roman" w:cs="Times New Roman"/>
+          <w:sz w:val="24"/>
+          <w:szCs w:val="24"/>
+          <w:lang w:val="fr-FR"/>
+        </w:rPr>
+        <w:t xml:space="preserve"> performante :</w:t>
       </w:r>
     </w:p>
     <w:p>
@@ -1621,15 +1809,49 @@
           <w:lang w:val="fr-FR"/>
         </w:rPr>
       </w:pPr>
-      <w:r>
-        <w:rPr>
-          <w:rFonts w:ascii="Times New Roman" w:eastAsia="Times New Roman" w:hAnsi="Times New Roman" w:cs="Times New Roman"/>
-          <w:b/>
-          <w:sz w:val="24"/>
-          <w:szCs w:val="24"/>
-          <w:lang w:val="fr-FR"/>
-        </w:rPr>
-        <w:t>index(x,y) = x + (y*largeur)</w:t>
+      <w:proofErr w:type="gramStart"/>
+      <w:r>
+        <w:rPr>
+          <w:rFonts w:ascii="Times New Roman" w:eastAsia="Times New Roman" w:hAnsi="Times New Roman" w:cs="Times New Roman"/>
+          <w:b/>
+          <w:sz w:val="24"/>
+          <w:szCs w:val="24"/>
+          <w:lang w:val="fr-FR"/>
+        </w:rPr>
+        <w:t>index</w:t>
+      </w:r>
+      <w:proofErr w:type="gramEnd"/>
+      <w:r>
+        <w:rPr>
+          <w:rFonts w:ascii="Times New Roman" w:eastAsia="Times New Roman" w:hAnsi="Times New Roman" w:cs="Times New Roman"/>
+          <w:b/>
+          <w:sz w:val="24"/>
+          <w:szCs w:val="24"/>
+          <w:lang w:val="fr-FR"/>
+        </w:rPr>
+        <w:t>(</w:t>
+      </w:r>
+      <w:proofErr w:type="spellStart"/>
+      <w:r>
+        <w:rPr>
+          <w:rFonts w:ascii="Times New Roman" w:eastAsia="Times New Roman" w:hAnsi="Times New Roman" w:cs="Times New Roman"/>
+          <w:b/>
+          <w:sz w:val="24"/>
+          <w:szCs w:val="24"/>
+          <w:lang w:val="fr-FR"/>
+        </w:rPr>
+        <w:t>x,y</w:t>
+      </w:r>
+      <w:proofErr w:type="spellEnd"/>
+      <w:r>
+        <w:rPr>
+          <w:rFonts w:ascii="Times New Roman" w:eastAsia="Times New Roman" w:hAnsi="Times New Roman" w:cs="Times New Roman"/>
+          <w:b/>
+          <w:sz w:val="24"/>
+          <w:szCs w:val="24"/>
+          <w:lang w:val="fr-FR"/>
+        </w:rPr>
+        <w:t>) = x + (y*largeur)</w:t>
       </w:r>
     </w:p>
     <w:p>
@@ -1824,7 +2046,27 @@
           <w:szCs w:val="24"/>
           <w:lang w:val="fr-FR"/>
         </w:rPr>
-        <w:t xml:space="preserve"> L'espace est mathématiquement bouclé sur lui-même (univers de type tore). Les débordements de coordonnées sont résolus par une formule de wrapping par modulo, garantissant la validité des indices même pour les valeurs négatives :</w:t>
+        <w:t xml:space="preserve"> L'espace est mathématiquement bouclé sur lui-même (univers de type tore). Les débordements de coordonnées sont résolus par une formule de </w:t>
+      </w:r>
+      <w:proofErr w:type="spellStart"/>
+      <w:r>
+        <w:rPr>
+          <w:rFonts w:ascii="Times New Roman" w:eastAsia="Times New Roman" w:hAnsi="Times New Roman" w:cs="Times New Roman"/>
+          <w:sz w:val="24"/>
+          <w:szCs w:val="24"/>
+          <w:lang w:val="fr-FR"/>
+        </w:rPr>
+        <w:t>wrapping</w:t>
+      </w:r>
+      <w:proofErr w:type="spellEnd"/>
+      <w:r>
+        <w:rPr>
+          <w:rFonts w:ascii="Times New Roman" w:eastAsia="Times New Roman" w:hAnsi="Times New Roman" w:cs="Times New Roman"/>
+          <w:sz w:val="24"/>
+          <w:szCs w:val="24"/>
+          <w:lang w:val="fr-FR"/>
+        </w:rPr>
+        <w:t xml:space="preserve"> par modulo, garantissant la validité des indices même pour les valeurs négatives :</w:t>
       </w:r>
     </w:p>
     <w:p>
@@ -1846,7 +2088,29 @@
           <w:sz w:val="24"/>
           <w:szCs w:val="24"/>
         </w:rPr>
-        <w:t>wrap(c,max) = (c (mod max) + max) (mod max)</w:t>
+        <w:t>wrap(</w:t>
+      </w:r>
+      <w:proofErr w:type="spellStart"/>
+      <w:proofErr w:type="gramStart"/>
+      <w:r>
+        <w:rPr>
+          <w:rFonts w:ascii="Times New Roman" w:eastAsia="Times New Roman" w:hAnsi="Times New Roman" w:cs="Times New Roman"/>
+          <w:b/>
+          <w:sz w:val="24"/>
+          <w:szCs w:val="24"/>
+        </w:rPr>
+        <w:t>c,max</w:t>
+      </w:r>
+      <w:proofErr w:type="spellEnd"/>
+      <w:proofErr w:type="gramEnd"/>
+      <w:r>
+        <w:rPr>
+          <w:rFonts w:ascii="Times New Roman" w:eastAsia="Times New Roman" w:hAnsi="Times New Roman" w:cs="Times New Roman"/>
+          <w:b/>
+          <w:sz w:val="24"/>
+          <w:szCs w:val="24"/>
+        </w:rPr>
+        <w:t>) = (c (mod max) + max) (mod max)</w:t>
       </w:r>
     </w:p>
     <w:p>
@@ -1964,6 +2228,8 @@
         </w:rPr>
         <w:t xml:space="preserve"> Pour éviter la prolifération infinie de cellules non consommées, la méthode </w:t>
       </w:r>
+      <w:proofErr w:type="spellStart"/>
+      <w:proofErr w:type="gramStart"/>
       <w:r>
         <w:rPr>
           <w:rFonts w:ascii="Courier New" w:eastAsia="Times New Roman" w:hAnsi="Courier New" w:cs="Courier New"/>
@@ -1971,7 +2237,27 @@
           <w:szCs w:val="20"/>
           <w:lang w:val="fr-FR"/>
         </w:rPr>
-        <w:t>ageOneStep()</w:t>
+        <w:t>ageOneStep</w:t>
+      </w:r>
+      <w:proofErr w:type="spellEnd"/>
+      <w:r>
+        <w:rPr>
+          <w:rFonts w:ascii="Courier New" w:eastAsia="Times New Roman" w:hAnsi="Courier New" w:cs="Courier New"/>
+          <w:sz w:val="20"/>
+          <w:szCs w:val="20"/>
+          <w:lang w:val="fr-FR"/>
+        </w:rPr>
+        <w:t>(</w:t>
+      </w:r>
+      <w:proofErr w:type="gramEnd"/>
+      <w:r>
+        <w:rPr>
+          <w:rFonts w:ascii="Courier New" w:eastAsia="Times New Roman" w:hAnsi="Courier New" w:cs="Courier New"/>
+          <w:sz w:val="20"/>
+          <w:szCs w:val="20"/>
+          <w:lang w:val="fr-FR"/>
+        </w:rPr>
+        <w:t>)</w:t>
       </w:r>
       <w:r>
         <w:rPr>
@@ -1993,16 +2279,40 @@
           <w:b/>
           <w:sz w:val="24"/>
           <w:szCs w:val="24"/>
-        </w:rPr>
-      </w:pPr>
-      <w:r>
-        <w:rPr>
-          <w:rFonts w:ascii="Times New Roman" w:eastAsia="Times New Roman" w:hAnsi="Times New Roman" w:cs="Times New Roman"/>
-          <w:b/>
-          <w:sz w:val="24"/>
-          <w:szCs w:val="24"/>
-        </w:rPr>
-        <w:t>P(Mort) = (age – 15) * 0.05</w:t>
+          <w:lang w:val="fr-FR"/>
+        </w:rPr>
+      </w:pPr>
+      <w:r>
+        <w:rPr>
+          <w:rFonts w:ascii="Times New Roman" w:eastAsia="Times New Roman" w:hAnsi="Times New Roman" w:cs="Times New Roman"/>
+          <w:b/>
+          <w:sz w:val="24"/>
+          <w:szCs w:val="24"/>
+          <w:lang w:val="fr-FR"/>
+        </w:rPr>
+        <w:t>P(Mort) = (</w:t>
+      </w:r>
+      <w:proofErr w:type="spellStart"/>
+      <w:r>
+        <w:rPr>
+          <w:rFonts w:ascii="Times New Roman" w:eastAsia="Times New Roman" w:hAnsi="Times New Roman" w:cs="Times New Roman"/>
+          <w:b/>
+          <w:sz w:val="24"/>
+          <w:szCs w:val="24"/>
+          <w:lang w:val="fr-FR"/>
+        </w:rPr>
+        <w:t>age</w:t>
+      </w:r>
+      <w:proofErr w:type="spellEnd"/>
+      <w:r>
+        <w:rPr>
+          <w:rFonts w:ascii="Times New Roman" w:eastAsia="Times New Roman" w:hAnsi="Times New Roman" w:cs="Times New Roman"/>
+          <w:b/>
+          <w:sz w:val="24"/>
+          <w:szCs w:val="24"/>
+          <w:lang w:val="fr-FR"/>
+        </w:rPr>
+        <w:t xml:space="preserve"> – 15) * 0.05</w:t>
       </w:r>
     </w:p>
     <w:p>
@@ -2049,6 +2359,7 @@
         </w:rPr>
         <w:t xml:space="preserve">La fonctionnalité de sauvegarde et de restauration de l'écosystème à n'importe quel cycle est gérée par le </w:t>
       </w:r>
+      <w:proofErr w:type="spellStart"/>
       <w:r>
         <w:rPr>
           <w:rFonts w:ascii="Courier New" w:eastAsia="Times New Roman" w:hAnsi="Courier New" w:cs="Courier New"/>
@@ -2058,6 +2369,7 @@
         </w:rPr>
         <w:t>SaveManager</w:t>
       </w:r>
+      <w:proofErr w:type="spellEnd"/>
       <w:r>
         <w:rPr>
           <w:rFonts w:ascii="Times New Roman" w:eastAsia="Times New Roman" w:hAnsi="Times New Roman" w:cs="Times New Roman"/>
@@ -2067,6 +2379,8 @@
         </w:rPr>
         <w:t xml:space="preserve">. En implémentant l'interface </w:t>
       </w:r>
+      <w:proofErr w:type="spellStart"/>
+      <w:proofErr w:type="gramStart"/>
       <w:r>
         <w:rPr>
           <w:rFonts w:ascii="Courier New" w:eastAsia="Times New Roman" w:hAnsi="Courier New" w:cs="Courier New"/>
@@ -2076,6 +2390,8 @@
         </w:rPr>
         <w:t>java.io.Serializable</w:t>
       </w:r>
+      <w:proofErr w:type="spellEnd"/>
+      <w:proofErr w:type="gramEnd"/>
       <w:r>
         <w:rPr>
           <w:rFonts w:ascii="Times New Roman" w:eastAsia="Times New Roman" w:hAnsi="Times New Roman" w:cs="Times New Roman"/>
@@ -2085,6 +2401,7 @@
         </w:rPr>
         <w:t xml:space="preserve"> et en fixant un </w:t>
       </w:r>
+      <w:proofErr w:type="spellStart"/>
       <w:r>
         <w:rPr>
           <w:rFonts w:ascii="Courier New" w:eastAsia="Times New Roman" w:hAnsi="Courier New" w:cs="Courier New"/>
@@ -2092,17 +2409,9 @@
           <w:szCs w:val="20"/>
           <w:lang w:val="fr-FR"/>
         </w:rPr>
-        <w:t>serialVersionUID = 1L</w:t>
-      </w:r>
-      <w:r>
-        <w:rPr>
-          <w:rFonts w:ascii="Times New Roman" w:eastAsia="Times New Roman" w:hAnsi="Times New Roman" w:cs="Times New Roman"/>
-          <w:sz w:val="24"/>
-          <w:szCs w:val="24"/>
-          <w:lang w:val="fr-FR"/>
-        </w:rPr>
-        <w:t xml:space="preserve"> sur l'ensemble des classes de données (</w:t>
-      </w:r>
+        <w:t>serialVersionUID</w:t>
+      </w:r>
+      <w:proofErr w:type="spellEnd"/>
       <w:r>
         <w:rPr>
           <w:rFonts w:ascii="Courier New" w:eastAsia="Times New Roman" w:hAnsi="Courier New" w:cs="Courier New"/>
@@ -2110,17 +2419,18 @@
           <w:szCs w:val="20"/>
           <w:lang w:val="fr-FR"/>
         </w:rPr>
-        <w:t>Grid</w:t>
-      </w:r>
-      <w:r>
-        <w:rPr>
-          <w:rFonts w:ascii="Times New Roman" w:eastAsia="Times New Roman" w:hAnsi="Times New Roman" w:cs="Times New Roman"/>
-          <w:sz w:val="24"/>
-          <w:szCs w:val="24"/>
-          <w:lang w:val="fr-FR"/>
-        </w:rPr>
-        <w:t xml:space="preserve">, </w:t>
-      </w:r>
+        <w:t xml:space="preserve"> = 1L</w:t>
+      </w:r>
+      <w:r>
+        <w:rPr>
+          <w:rFonts w:ascii="Times New Roman" w:eastAsia="Times New Roman" w:hAnsi="Times New Roman" w:cs="Times New Roman"/>
+          <w:sz w:val="24"/>
+          <w:szCs w:val="24"/>
+          <w:lang w:val="fr-FR"/>
+        </w:rPr>
+        <w:t xml:space="preserve"> sur l'ensemble des classes de données (</w:t>
+      </w:r>
+      <w:proofErr w:type="spellStart"/>
       <w:r>
         <w:rPr>
           <w:rFonts w:ascii="Courier New" w:eastAsia="Times New Roman" w:hAnsi="Courier New" w:cs="Courier New"/>
@@ -2128,8 +2438,9 @@
           <w:szCs w:val="20"/>
           <w:lang w:val="fr-FR"/>
         </w:rPr>
-        <w:t>Cell</w:t>
-      </w:r>
+        <w:t>Grid</w:t>
+      </w:r>
+      <w:proofErr w:type="spellEnd"/>
       <w:r>
         <w:rPr>
           <w:rFonts w:ascii="Times New Roman" w:eastAsia="Times New Roman" w:hAnsi="Times New Roman" w:cs="Times New Roman"/>
@@ -2139,6 +2450,7 @@
         </w:rPr>
         <w:t xml:space="preserve">, </w:t>
       </w:r>
+      <w:proofErr w:type="spellStart"/>
       <w:r>
         <w:rPr>
           <w:rFonts w:ascii="Courier New" w:eastAsia="Times New Roman" w:hAnsi="Courier New" w:cs="Courier New"/>
@@ -2146,6 +2458,25 @@
           <w:szCs w:val="20"/>
           <w:lang w:val="fr-FR"/>
         </w:rPr>
+        <w:t>Cell</w:t>
+      </w:r>
+      <w:proofErr w:type="spellEnd"/>
+      <w:r>
+        <w:rPr>
+          <w:rFonts w:ascii="Times New Roman" w:eastAsia="Times New Roman" w:hAnsi="Times New Roman" w:cs="Times New Roman"/>
+          <w:sz w:val="24"/>
+          <w:szCs w:val="24"/>
+          <w:lang w:val="fr-FR"/>
+        </w:rPr>
+        <w:t xml:space="preserve">, </w:t>
+      </w:r>
+      <w:r>
+        <w:rPr>
+          <w:rFonts w:ascii="Courier New" w:eastAsia="Times New Roman" w:hAnsi="Courier New" w:cs="Courier New"/>
+          <w:sz w:val="20"/>
+          <w:szCs w:val="20"/>
+          <w:lang w:val="fr-FR"/>
+        </w:rPr>
         <w:t>Position</w:t>
       </w:r>
       <w:r>
@@ -2200,7 +2531,27 @@
           <w:szCs w:val="24"/>
           <w:lang w:val="fr-FR"/>
         </w:rPr>
-        <w:t>L'interface utilisateur a été conçue pour offrir une expérience fluide, réactive et ergonomique de type "Sandbox" (bac à sable) :</w:t>
+        <w:t>L'interface utilisateur a été conçue pour offrir une expérience fluide, réactive et ergonomique de type "</w:t>
+      </w:r>
+      <w:proofErr w:type="spellStart"/>
+      <w:r>
+        <w:rPr>
+          <w:rFonts w:ascii="Times New Roman" w:eastAsia="Times New Roman" w:hAnsi="Times New Roman" w:cs="Times New Roman"/>
+          <w:sz w:val="24"/>
+          <w:szCs w:val="24"/>
+          <w:lang w:val="fr-FR"/>
+        </w:rPr>
+        <w:t>Sandbox</w:t>
+      </w:r>
+      <w:proofErr w:type="spellEnd"/>
+      <w:r>
+        <w:rPr>
+          <w:rFonts w:ascii="Times New Roman" w:eastAsia="Times New Roman" w:hAnsi="Times New Roman" w:cs="Times New Roman"/>
+          <w:sz w:val="24"/>
+          <w:szCs w:val="24"/>
+          <w:lang w:val="fr-FR"/>
+        </w:rPr>
+        <w:t>" (bac à sable) :</w:t>
       </w:r>
     </w:p>
     <w:p>
@@ -2296,7 +2647,31 @@
           <w:szCs w:val="24"/>
           <w:lang w:val="fr-FR"/>
         </w:rPr>
-        <w:t>Single Cell (1x1) :</w:t>
+        <w:t xml:space="preserve">Single </w:t>
+      </w:r>
+      <w:proofErr w:type="spellStart"/>
+      <w:r>
+        <w:rPr>
+          <w:rFonts w:ascii="Times New Roman" w:eastAsia="Times New Roman" w:hAnsi="Times New Roman" w:cs="Times New Roman"/>
+          <w:i/>
+          <w:iCs/>
+          <w:sz w:val="24"/>
+          <w:szCs w:val="24"/>
+          <w:lang w:val="fr-FR"/>
+        </w:rPr>
+        <w:t>Cell</w:t>
+      </w:r>
+      <w:proofErr w:type="spellEnd"/>
+      <w:r>
+        <w:rPr>
+          <w:rFonts w:ascii="Times New Roman" w:eastAsia="Times New Roman" w:hAnsi="Times New Roman" w:cs="Times New Roman"/>
+          <w:i/>
+          <w:iCs/>
+          <w:sz w:val="24"/>
+          <w:szCs w:val="24"/>
+          <w:lang w:val="fr-FR"/>
+        </w:rPr>
+        <w:t xml:space="preserve"> (1x1) :</w:t>
       </w:r>
       <w:r>
         <w:rPr>
@@ -2357,6 +2732,7 @@
           <w:lang w:val="fr-FR"/>
         </w:rPr>
       </w:pPr>
+      <w:proofErr w:type="spellStart"/>
       <w:r>
         <w:rPr>
           <w:rFonts w:ascii="Times New Roman" w:eastAsia="Times New Roman" w:hAnsi="Times New Roman" w:cs="Times New Roman"/>
@@ -2366,7 +2742,19 @@
           <w:szCs w:val="24"/>
           <w:lang w:val="fr-FR"/>
         </w:rPr>
-        <w:t>Eraser :</w:t>
+        <w:t>Eraser</w:t>
+      </w:r>
+      <w:proofErr w:type="spellEnd"/>
+      <w:r>
+        <w:rPr>
+          <w:rFonts w:ascii="Times New Roman" w:eastAsia="Times New Roman" w:hAnsi="Times New Roman" w:cs="Times New Roman"/>
+          <w:i/>
+          <w:iCs/>
+          <w:sz w:val="24"/>
+          <w:szCs w:val="24"/>
+          <w:lang w:val="fr-FR"/>
+        </w:rPr>
+        <w:t xml:space="preserve"> :</w:t>
       </w:r>
       <w:r>
         <w:rPr>
@@ -2507,6 +2895,7 @@
         </w:rPr>
         <w:t xml:space="preserve"> Un composant de type </w:t>
       </w:r>
+      <w:proofErr w:type="spellStart"/>
       <w:r>
         <w:rPr>
           <w:rFonts w:ascii="Courier New" w:eastAsia="Times New Roman" w:hAnsi="Courier New" w:cs="Courier New"/>
@@ -2516,6 +2905,7 @@
         </w:rPr>
         <w:t>Slider</w:t>
       </w:r>
+      <w:proofErr w:type="spellEnd"/>
       <w:r>
         <w:rPr>
           <w:rFonts w:ascii="Times New Roman" w:eastAsia="Times New Roman" w:hAnsi="Times New Roman" w:cs="Times New Roman"/>
@@ -2535,6 +2925,7 @@
         <w:lastRenderedPageBreak/>
         <w:t xml:space="preserve">boucle </w:t>
       </w:r>
+      <w:proofErr w:type="spellStart"/>
       <w:r>
         <w:rPr>
           <w:rFonts w:ascii="Courier New" w:eastAsia="Times New Roman" w:hAnsi="Courier New" w:cs="Courier New"/>
@@ -2544,6 +2935,7 @@
         </w:rPr>
         <w:t>AnimationTimer</w:t>
       </w:r>
+      <w:proofErr w:type="spellEnd"/>
       <w:r>
         <w:rPr>
           <w:rFonts w:ascii="Times New Roman" w:eastAsia="Times New Roman" w:hAnsi="Times New Roman" w:cs="Times New Roman"/>
@@ -2588,6 +2980,7 @@
         </w:rPr>
         <w:t xml:space="preserve"> Des boutons dédiés permettent de déclencher un algorithme de peuplement aléatoire (</w:t>
       </w:r>
+      <w:proofErr w:type="spellStart"/>
       <w:r>
         <w:rPr>
           <w:rFonts w:ascii="Courier New" w:eastAsia="Times New Roman" w:hAnsi="Courier New" w:cs="Courier New"/>
@@ -2595,17 +2988,9 @@
           <w:szCs w:val="20"/>
           <w:lang w:val="fr-FR"/>
         </w:rPr>
-        <w:t>Random Fill</w:t>
-      </w:r>
-      <w:r>
-        <w:rPr>
-          <w:rFonts w:ascii="Times New Roman" w:eastAsia="Times New Roman" w:hAnsi="Times New Roman" w:cs="Times New Roman"/>
-          <w:sz w:val="24"/>
-          <w:szCs w:val="24"/>
-          <w:lang w:val="fr-FR"/>
-        </w:rPr>
-        <w:t>), de réinitialiser la grille (</w:t>
-      </w:r>
+        <w:t>Random</w:t>
+      </w:r>
+      <w:proofErr w:type="spellEnd"/>
       <w:r>
         <w:rPr>
           <w:rFonts w:ascii="Courier New" w:eastAsia="Times New Roman" w:hAnsi="Courier New" w:cs="Courier New"/>
@@ -2613,16 +2998,16 @@
           <w:szCs w:val="20"/>
           <w:lang w:val="fr-FR"/>
         </w:rPr>
-        <w:t>Clear Grid</w:t>
-      </w:r>
-      <w:r>
-        <w:rPr>
-          <w:rFonts w:ascii="Times New Roman" w:eastAsia="Times New Roman" w:hAnsi="Times New Roman" w:cs="Times New Roman"/>
-          <w:sz w:val="24"/>
-          <w:szCs w:val="24"/>
-          <w:lang w:val="fr-FR"/>
-        </w:rPr>
-        <w:t xml:space="preserve">), ou d'invoquer les fonctions de sauvegarde et chargement du </w:t>
+        <w:t xml:space="preserve"> Fill</w:t>
+      </w:r>
+      <w:r>
+        <w:rPr>
+          <w:rFonts w:ascii="Times New Roman" w:eastAsia="Times New Roman" w:hAnsi="Times New Roman" w:cs="Times New Roman"/>
+          <w:sz w:val="24"/>
+          <w:szCs w:val="24"/>
+          <w:lang w:val="fr-FR"/>
+        </w:rPr>
+        <w:t>), de réinitialiser la grille (</w:t>
       </w:r>
       <w:r>
         <w:rPr>
@@ -2631,8 +3016,39 @@
           <w:szCs w:val="20"/>
           <w:lang w:val="fr-FR"/>
         </w:rPr>
+        <w:t xml:space="preserve">Clear </w:t>
+      </w:r>
+      <w:proofErr w:type="spellStart"/>
+      <w:r>
+        <w:rPr>
+          <w:rFonts w:ascii="Courier New" w:eastAsia="Times New Roman" w:hAnsi="Courier New" w:cs="Courier New"/>
+          <w:sz w:val="20"/>
+          <w:szCs w:val="20"/>
+          <w:lang w:val="fr-FR"/>
+        </w:rPr>
+        <w:t>Grid</w:t>
+      </w:r>
+      <w:proofErr w:type="spellEnd"/>
+      <w:r>
+        <w:rPr>
+          <w:rFonts w:ascii="Times New Roman" w:eastAsia="Times New Roman" w:hAnsi="Times New Roman" w:cs="Times New Roman"/>
+          <w:sz w:val="24"/>
+          <w:szCs w:val="24"/>
+          <w:lang w:val="fr-FR"/>
+        </w:rPr>
+        <w:t xml:space="preserve">), ou d'invoquer les fonctions de sauvegarde et chargement du </w:t>
+      </w:r>
+      <w:proofErr w:type="spellStart"/>
+      <w:r>
+        <w:rPr>
+          <w:rFonts w:ascii="Courier New" w:eastAsia="Times New Roman" w:hAnsi="Courier New" w:cs="Courier New"/>
+          <w:sz w:val="20"/>
+          <w:szCs w:val="20"/>
+          <w:lang w:val="fr-FR"/>
+        </w:rPr>
         <w:t>SaveManager</w:t>
       </w:r>
+      <w:proofErr w:type="spellEnd"/>
       <w:r>
         <w:rPr>
           <w:rFonts w:ascii="Times New Roman" w:eastAsia="Times New Roman" w:hAnsi="Times New Roman" w:cs="Times New Roman"/>
@@ -2685,7 +3101,27 @@
           <w:szCs w:val="24"/>
           <w:lang w:val="fr-FR"/>
         </w:rPr>
-        <w:t>Ce projet a permis de mettre en pratique les concepts avancés du Génie Logiciel dans un cas concret d'automate cellulaire complexe. Le strict respect du découplage MVC, l'exploitation des interfaces polymorphes pour régir les comportements biologiques, et l'optimisation des performances graphiques via l'API Canvas de JavaFX nous ont permis de concevoir une application stable, hautement interactive et prête à recevoir de futures extensions biologiques (comme le regroupement de plantes en systèmes racinaires d'organismes).</w:t>
+        <w:t xml:space="preserve">Ce projet a permis de mettre en pratique les concepts avancés du Génie Logiciel dans un cas concret d'automate cellulaire complexe. Le strict respect du découplage MVC, l'exploitation des interfaces polymorphes pour régir les comportements biologiques, et l'optimisation des performances graphiques via l'API Canvas de </w:t>
+      </w:r>
+      <w:proofErr w:type="spellStart"/>
+      <w:r>
+        <w:rPr>
+          <w:rFonts w:ascii="Times New Roman" w:eastAsia="Times New Roman" w:hAnsi="Times New Roman" w:cs="Times New Roman"/>
+          <w:sz w:val="24"/>
+          <w:szCs w:val="24"/>
+          <w:lang w:val="fr-FR"/>
+        </w:rPr>
+        <w:t>JavaFX</w:t>
+      </w:r>
+      <w:proofErr w:type="spellEnd"/>
+      <w:r>
+        <w:rPr>
+          <w:rFonts w:ascii="Times New Roman" w:eastAsia="Times New Roman" w:hAnsi="Times New Roman" w:cs="Times New Roman"/>
+          <w:sz w:val="24"/>
+          <w:szCs w:val="24"/>
+          <w:lang w:val="fr-FR"/>
+        </w:rPr>
+        <w:t xml:space="preserve"> nous ont permis de concevoir une application stable, hautement interactive et prête à recevoir de futures extensions biologiques (comme le regroupement de plantes en systèmes racinaires d'organismes).</w:t>
       </w:r>
     </w:p>
     <w:p>
